--- a/UNIDAD 2/TAREA 3/TAREA 3.docx
+++ b/UNIDAD 2/TAREA 3/TAREA 3.docx
@@ -10,6 +10,9 @@
         </w:rPr>
       </w:pPr>
       <w:r>
+        <w:rPr>
+          <w:noProof/>
+        </w:rPr>
         <w:drawing>
           <wp:anchor distT="0" distB="0" distL="114300" distR="114300" simplePos="0" relativeHeight="251659264" behindDoc="1" locked="0" layoutInCell="1" allowOverlap="1" wp14:anchorId="5C01A179" wp14:editId="1C0B6174">
             <wp:simplePos x="0" y="0"/>
@@ -174,23 +177,7 @@
           <w:b/>
           <w:bCs/>
         </w:rPr>
-        <w:t xml:space="preserve"> de </w:t>
-      </w:r>
-      <w:proofErr w:type="gramStart"/>
-      <w:r>
-        <w:rPr>
-          <w:b/>
-          <w:bCs/>
-        </w:rPr>
-        <w:t>Marzo</w:t>
-      </w:r>
-      <w:proofErr w:type="gramEnd"/>
-      <w:r>
-        <w:rPr>
-          <w:b/>
-          <w:bCs/>
-        </w:rPr>
-        <w:t xml:space="preserve"> del 2025</w:t>
+        <w:t xml:space="preserve"> de Marzo del 2025</w:t>
       </w:r>
     </w:p>
     <w:p>
@@ -567,7 +554,7 @@
           <w:b/>
           <w:bCs/>
         </w:rPr>
-        <w:t>EJEMPLO DE UN PROBLEMA DEL RECOCIDO SIMULADO</w:t>
+        <w:t>PRACTICA SERIA EL EJERCICIO DE 8 REINAS CON EL RECOCIDO SIMULADO</w:t>
       </w:r>
     </w:p>
     <w:p>
@@ -586,11 +573,15 @@
           <w:sz w:val="22"/>
           <w:szCs w:val="22"/>
         </w:rPr>
-        <w:t>ESTE PROBLEMA CONSISTE EN BUSCAR EL NUMERO MAS PEQUEÑO EN UNA LISTA</w:t>
-      </w:r>
-    </w:p>
-    <w:p>
-      <w:pPr>
+        <w:t>Aplicación en el problema de las 8 reinas</w:t>
+      </w:r>
+    </w:p>
+    <w:p>
+      <w:pPr>
+        <w:numPr>
+          <w:ilvl w:val="0"/>
+          <w:numId w:val="5"/>
+        </w:numPr>
         <w:rPr>
           <w:b/>
           <w:bCs/>
@@ -598,70 +589,163 @@
           <w:szCs w:val="22"/>
         </w:rPr>
       </w:pPr>
-    </w:p>
-    <w:p>
-      <w:pPr>
-        <w:rPr>
-          <w:b/>
-          <w:bCs/>
-        </w:rPr>
-      </w:pPr>
-    </w:p>
-    <w:p>
-      <w:r>
-        <w:rPr>
-          <w:noProof/>
-        </w:rPr>
-        <w:drawing>
-          <wp:inline distT="0" distB="0" distL="0" distR="0" wp14:anchorId="7220250B" wp14:editId="1F4CDDC4">
-            <wp:extent cx="2876550" cy="2201514"/>
-            <wp:effectExtent l="0" t="0" r="0" b="8890"/>
-            <wp:docPr id="176992289" name="Imagen 3" descr="Gráfico, Gráfico de superficie&#10;&#10;El contenido generado por IA puede ser incorrecto."/>
-            <wp:cNvGraphicFramePr>
-              <a:graphicFrameLocks xmlns:a="http://schemas.openxmlformats.org/drawingml/2006/main" noChangeAspect="1"/>
-            </wp:cNvGraphicFramePr>
-            <a:graphic xmlns:a="http://schemas.openxmlformats.org/drawingml/2006/main">
-              <a:graphicData uri="http://schemas.openxmlformats.org/drawingml/2006/picture">
-                <pic:pic xmlns:pic="http://schemas.openxmlformats.org/drawingml/2006/picture">
-                  <pic:nvPicPr>
-                    <pic:cNvPr id="176992289" name="Imagen 3" descr="Gráfico, Gráfico de superficie&#10;&#10;El contenido generado por IA puede ser incorrecto."/>
-                    <pic:cNvPicPr>
-                      <a:picLocks noChangeAspect="1" noChangeArrowheads="1"/>
-                    </pic:cNvPicPr>
-                  </pic:nvPicPr>
-                  <pic:blipFill>
-                    <a:blip r:embed="rId7" cstate="print">
-                      <a:extLst>
-                        <a:ext uri="{28A0092B-C50C-407E-A947-70E740481C1C}">
-                          <a14:useLocalDpi xmlns:a14="http://schemas.microsoft.com/office/drawing/2010/main" val="0"/>
-                        </a:ext>
-                      </a:extLst>
-                    </a:blip>
-                    <a:srcRect/>
-                    <a:stretch>
-                      <a:fillRect/>
-                    </a:stretch>
-                  </pic:blipFill>
-                  <pic:spPr bwMode="auto">
-                    <a:xfrm>
-                      <a:off x="0" y="0"/>
-                      <a:ext cx="2880748" cy="2204727"/>
-                    </a:xfrm>
-                    <a:prstGeom prst="rect">
-                      <a:avLst/>
-                    </a:prstGeom>
-                    <a:noFill/>
-                    <a:ln>
-                      <a:noFill/>
-                    </a:ln>
-                  </pic:spPr>
-                </pic:pic>
-              </a:graphicData>
-            </a:graphic>
-          </wp:inline>
-        </w:drawing>
-      </w:r>
-    </w:p>
+      <w:r>
+        <w:rPr>
+          <w:b/>
+          <w:bCs/>
+          <w:sz w:val="22"/>
+          <w:szCs w:val="22"/>
+        </w:rPr>
+        <w:t>Representación del estado: Se usa una configuración de 8 reinas en un tablero de ajedrez, típicamente representada como un vector donde el índice es la columna y el valor es la fila.</w:t>
+      </w:r>
+    </w:p>
+    <w:p>
+      <w:pPr>
+        <w:numPr>
+          <w:ilvl w:val="0"/>
+          <w:numId w:val="5"/>
+        </w:numPr>
+        <w:rPr>
+          <w:b/>
+          <w:bCs/>
+          <w:sz w:val="22"/>
+          <w:szCs w:val="22"/>
+        </w:rPr>
+      </w:pPr>
+      <w:r>
+        <w:rPr>
+          <w:b/>
+          <w:bCs/>
+          <w:sz w:val="22"/>
+          <w:szCs w:val="22"/>
+        </w:rPr>
+        <w:t>Función de costo: Se define como el número de pares de reinas que se atacan mutuamente.</w:t>
+      </w:r>
+    </w:p>
+    <w:p>
+      <w:pPr>
+        <w:numPr>
+          <w:ilvl w:val="0"/>
+          <w:numId w:val="5"/>
+        </w:numPr>
+        <w:rPr>
+          <w:b/>
+          <w:bCs/>
+          <w:sz w:val="22"/>
+          <w:szCs w:val="22"/>
+        </w:rPr>
+      </w:pPr>
+      <w:r>
+        <w:rPr>
+          <w:b/>
+          <w:bCs/>
+          <w:sz w:val="22"/>
+          <w:szCs w:val="22"/>
+        </w:rPr>
+        <w:t>Movimientos: Se generan nuevos estados modificando la posición de una reina en su columna.</w:t>
+      </w:r>
+    </w:p>
+    <w:p>
+      <w:pPr>
+        <w:numPr>
+          <w:ilvl w:val="0"/>
+          <w:numId w:val="5"/>
+        </w:numPr>
+        <w:rPr>
+          <w:b/>
+          <w:bCs/>
+          <w:sz w:val="22"/>
+          <w:szCs w:val="22"/>
+        </w:rPr>
+      </w:pPr>
+      <w:r>
+        <w:rPr>
+          <w:b/>
+          <w:bCs/>
+          <w:sz w:val="22"/>
+          <w:szCs w:val="22"/>
+        </w:rPr>
+        <w:t>Aceptación de soluciones:</w:t>
+      </w:r>
+    </w:p>
+    <w:p>
+      <w:pPr>
+        <w:numPr>
+          <w:ilvl w:val="1"/>
+          <w:numId w:val="5"/>
+        </w:numPr>
+        <w:rPr>
+          <w:b/>
+          <w:bCs/>
+          <w:sz w:val="22"/>
+          <w:szCs w:val="22"/>
+        </w:rPr>
+      </w:pPr>
+      <w:r>
+        <w:rPr>
+          <w:b/>
+          <w:bCs/>
+          <w:sz w:val="22"/>
+          <w:szCs w:val="22"/>
+        </w:rPr>
+        <w:t>Si el nuevo estado reduce los conflictos, se acepta.</w:t>
+      </w:r>
+    </w:p>
+    <w:p>
+      <w:pPr>
+        <w:numPr>
+          <w:ilvl w:val="1"/>
+          <w:numId w:val="5"/>
+        </w:numPr>
+        <w:rPr>
+          <w:b/>
+          <w:bCs/>
+          <w:sz w:val="22"/>
+          <w:szCs w:val="22"/>
+        </w:rPr>
+      </w:pPr>
+      <w:r>
+        <w:rPr>
+          <w:b/>
+          <w:bCs/>
+          <w:sz w:val="22"/>
+          <w:szCs w:val="22"/>
+        </w:rPr>
+        <w:t>Si no, se acepta con una probabilidad que depende de una temperatura TT, decreciendo progresivamente según una función de enfriamiento.</w:t>
+      </w:r>
+    </w:p>
+    <w:p>
+      <w:pPr>
+        <w:numPr>
+          <w:ilvl w:val="0"/>
+          <w:numId w:val="5"/>
+        </w:numPr>
+        <w:rPr>
+          <w:b/>
+          <w:bCs/>
+          <w:sz w:val="22"/>
+          <w:szCs w:val="22"/>
+        </w:rPr>
+      </w:pPr>
+      <w:r>
+        <w:rPr>
+          <w:b/>
+          <w:bCs/>
+          <w:sz w:val="22"/>
+          <w:szCs w:val="22"/>
+        </w:rPr>
+        <w:t>Enfriamiento gradual: TT disminuye en cada iteración para reducir la probabilidad de aceptar malas soluciones con el tiempo.</w:t>
+      </w:r>
+    </w:p>
+    <w:p>
+      <w:pPr>
+        <w:rPr>
+          <w:b/>
+          <w:bCs/>
+        </w:rPr>
+      </w:pPr>
+    </w:p>
+    <w:p/>
     <w:sectPr>
       <w:pgSz w:w="12240" w:h="15840"/>
       <w:pgMar w:top="1417" w:right="1701" w:bottom="1417" w:left="1701" w:header="708" w:footer="708" w:gutter="0"/>
@@ -788,6 +872,155 @@
     </w:lvl>
   </w:abstractNum>
   <w:abstractNum w:abstractNumId="1" w15:restartNumberingAfterBreak="0">
+    <w:nsid w:val="202D173E"/>
+    <w:multiLevelType w:val="multilevel"/>
+    <w:tmpl w:val="B3F66674"/>
+    <w:lvl w:ilvl="0">
+      <w:start w:val="1"/>
+      <w:numFmt w:val="bullet"/>
+      <w:lvlText w:val=""/>
+      <w:lvlJc w:val="left"/>
+      <w:pPr>
+        <w:tabs>
+          <w:tab w:val="num" w:pos="720"/>
+        </w:tabs>
+        <w:ind w:left="720" w:hanging="360"/>
+      </w:pPr>
+      <w:rPr>
+        <w:rFonts w:ascii="Symbol" w:hAnsi="Symbol" w:hint="default"/>
+        <w:sz w:val="20"/>
+      </w:rPr>
+    </w:lvl>
+    <w:lvl w:ilvl="1" w:tentative="1">
+      <w:start w:val="1"/>
+      <w:numFmt w:val="bullet"/>
+      <w:lvlText w:val="o"/>
+      <w:lvlJc w:val="left"/>
+      <w:pPr>
+        <w:tabs>
+          <w:tab w:val="num" w:pos="1440"/>
+        </w:tabs>
+        <w:ind w:left="1440" w:hanging="360"/>
+      </w:pPr>
+      <w:rPr>
+        <w:rFonts w:ascii="Courier New" w:hAnsi="Courier New" w:hint="default"/>
+        <w:sz w:val="20"/>
+      </w:rPr>
+    </w:lvl>
+    <w:lvl w:ilvl="2" w:tentative="1">
+      <w:start w:val="1"/>
+      <w:numFmt w:val="bullet"/>
+      <w:lvlText w:val=""/>
+      <w:lvlJc w:val="left"/>
+      <w:pPr>
+        <w:tabs>
+          <w:tab w:val="num" w:pos="2160"/>
+        </w:tabs>
+        <w:ind w:left="2160" w:hanging="360"/>
+      </w:pPr>
+      <w:rPr>
+        <w:rFonts w:ascii="Wingdings" w:hAnsi="Wingdings" w:hint="default"/>
+        <w:sz w:val="20"/>
+      </w:rPr>
+    </w:lvl>
+    <w:lvl w:ilvl="3" w:tentative="1">
+      <w:start w:val="1"/>
+      <w:numFmt w:val="bullet"/>
+      <w:lvlText w:val=""/>
+      <w:lvlJc w:val="left"/>
+      <w:pPr>
+        <w:tabs>
+          <w:tab w:val="num" w:pos="2880"/>
+        </w:tabs>
+        <w:ind w:left="2880" w:hanging="360"/>
+      </w:pPr>
+      <w:rPr>
+        <w:rFonts w:ascii="Wingdings" w:hAnsi="Wingdings" w:hint="default"/>
+        <w:sz w:val="20"/>
+      </w:rPr>
+    </w:lvl>
+    <w:lvl w:ilvl="4" w:tentative="1">
+      <w:start w:val="1"/>
+      <w:numFmt w:val="bullet"/>
+      <w:lvlText w:val=""/>
+      <w:lvlJc w:val="left"/>
+      <w:pPr>
+        <w:tabs>
+          <w:tab w:val="num" w:pos="3600"/>
+        </w:tabs>
+        <w:ind w:left="3600" w:hanging="360"/>
+      </w:pPr>
+      <w:rPr>
+        <w:rFonts w:ascii="Wingdings" w:hAnsi="Wingdings" w:hint="default"/>
+        <w:sz w:val="20"/>
+      </w:rPr>
+    </w:lvl>
+    <w:lvl w:ilvl="5" w:tentative="1">
+      <w:start w:val="1"/>
+      <w:numFmt w:val="bullet"/>
+      <w:lvlText w:val=""/>
+      <w:lvlJc w:val="left"/>
+      <w:pPr>
+        <w:tabs>
+          <w:tab w:val="num" w:pos="4320"/>
+        </w:tabs>
+        <w:ind w:left="4320" w:hanging="360"/>
+      </w:pPr>
+      <w:rPr>
+        <w:rFonts w:ascii="Wingdings" w:hAnsi="Wingdings" w:hint="default"/>
+        <w:sz w:val="20"/>
+      </w:rPr>
+    </w:lvl>
+    <w:lvl w:ilvl="6" w:tentative="1">
+      <w:start w:val="1"/>
+      <w:numFmt w:val="bullet"/>
+      <w:lvlText w:val=""/>
+      <w:lvlJc w:val="left"/>
+      <w:pPr>
+        <w:tabs>
+          <w:tab w:val="num" w:pos="5040"/>
+        </w:tabs>
+        <w:ind w:left="5040" w:hanging="360"/>
+      </w:pPr>
+      <w:rPr>
+        <w:rFonts w:ascii="Wingdings" w:hAnsi="Wingdings" w:hint="default"/>
+        <w:sz w:val="20"/>
+      </w:rPr>
+    </w:lvl>
+    <w:lvl w:ilvl="7" w:tentative="1">
+      <w:start w:val="1"/>
+      <w:numFmt w:val="bullet"/>
+      <w:lvlText w:val=""/>
+      <w:lvlJc w:val="left"/>
+      <w:pPr>
+        <w:tabs>
+          <w:tab w:val="num" w:pos="5760"/>
+        </w:tabs>
+        <w:ind w:left="5760" w:hanging="360"/>
+      </w:pPr>
+      <w:rPr>
+        <w:rFonts w:ascii="Wingdings" w:hAnsi="Wingdings" w:hint="default"/>
+        <w:sz w:val="20"/>
+      </w:rPr>
+    </w:lvl>
+    <w:lvl w:ilvl="8" w:tentative="1">
+      <w:start w:val="1"/>
+      <w:numFmt w:val="bullet"/>
+      <w:lvlText w:val=""/>
+      <w:lvlJc w:val="left"/>
+      <w:pPr>
+        <w:tabs>
+          <w:tab w:val="num" w:pos="6480"/>
+        </w:tabs>
+        <w:ind w:left="6480" w:hanging="360"/>
+      </w:pPr>
+      <w:rPr>
+        <w:rFonts w:ascii="Wingdings" w:hAnsi="Wingdings" w:hint="default"/>
+        <w:sz w:val="20"/>
+      </w:rPr>
+    </w:lvl>
+  </w:abstractNum>
+  <w:abstractNum w:abstractNumId="2" w15:restartNumberingAfterBreak="0">
     <w:nsid w:val="2ED4358B"/>
     <w:multiLevelType w:val="hybridMultilevel"/>
     <w:tmpl w:val="46EAD2BA"/>
@@ -875,7 +1108,7 @@
       </w:pPr>
     </w:lvl>
   </w:abstractNum>
-  <w:abstractNum w:abstractNumId="2" w15:restartNumberingAfterBreak="0">
+  <w:abstractNum w:abstractNumId="3" w15:restartNumberingAfterBreak="0">
     <w:nsid w:val="56385AE1"/>
     <w:multiLevelType w:val="multilevel"/>
     <w:tmpl w:val="9AEAA928"/>
@@ -991,7 +1224,7 @@
       </w:pPr>
     </w:lvl>
   </w:abstractNum>
-  <w:abstractNum w:abstractNumId="3" w15:restartNumberingAfterBreak="0">
+  <w:abstractNum w:abstractNumId="4" w15:restartNumberingAfterBreak="0">
     <w:nsid w:val="71FA59F6"/>
     <w:multiLevelType w:val="multilevel"/>
     <w:tmpl w:val="9AEAA928"/>
@@ -1107,17 +1340,140 @@
       </w:pPr>
     </w:lvl>
   </w:abstractNum>
+  <w:abstractNum w:abstractNumId="5" w15:restartNumberingAfterBreak="0">
+    <w:nsid w:val="7C094487"/>
+    <w:multiLevelType w:val="multilevel"/>
+    <w:tmpl w:val="4C08485C"/>
+    <w:lvl w:ilvl="0">
+      <w:start w:val="1"/>
+      <w:numFmt w:val="decimal"/>
+      <w:lvlText w:val="%1."/>
+      <w:lvlJc w:val="left"/>
+      <w:pPr>
+        <w:tabs>
+          <w:tab w:val="num" w:pos="720"/>
+        </w:tabs>
+        <w:ind w:left="720" w:hanging="360"/>
+      </w:pPr>
+    </w:lvl>
+    <w:lvl w:ilvl="1">
+      <w:start w:val="1"/>
+      <w:numFmt w:val="bullet"/>
+      <w:lvlText w:val="o"/>
+      <w:lvlJc w:val="left"/>
+      <w:pPr>
+        <w:tabs>
+          <w:tab w:val="num" w:pos="1440"/>
+        </w:tabs>
+        <w:ind w:left="1440" w:hanging="360"/>
+      </w:pPr>
+      <w:rPr>
+        <w:rFonts w:ascii="Courier New" w:hAnsi="Courier New" w:hint="default"/>
+        <w:sz w:val="20"/>
+      </w:rPr>
+    </w:lvl>
+    <w:lvl w:ilvl="2" w:tentative="1">
+      <w:start w:val="1"/>
+      <w:numFmt w:val="decimal"/>
+      <w:lvlText w:val="%3."/>
+      <w:lvlJc w:val="left"/>
+      <w:pPr>
+        <w:tabs>
+          <w:tab w:val="num" w:pos="2160"/>
+        </w:tabs>
+        <w:ind w:left="2160" w:hanging="360"/>
+      </w:pPr>
+    </w:lvl>
+    <w:lvl w:ilvl="3" w:tentative="1">
+      <w:start w:val="1"/>
+      <w:numFmt w:val="decimal"/>
+      <w:lvlText w:val="%4."/>
+      <w:lvlJc w:val="left"/>
+      <w:pPr>
+        <w:tabs>
+          <w:tab w:val="num" w:pos="2880"/>
+        </w:tabs>
+        <w:ind w:left="2880" w:hanging="360"/>
+      </w:pPr>
+    </w:lvl>
+    <w:lvl w:ilvl="4" w:tentative="1">
+      <w:start w:val="1"/>
+      <w:numFmt w:val="decimal"/>
+      <w:lvlText w:val="%5."/>
+      <w:lvlJc w:val="left"/>
+      <w:pPr>
+        <w:tabs>
+          <w:tab w:val="num" w:pos="3600"/>
+        </w:tabs>
+        <w:ind w:left="3600" w:hanging="360"/>
+      </w:pPr>
+    </w:lvl>
+    <w:lvl w:ilvl="5" w:tentative="1">
+      <w:start w:val="1"/>
+      <w:numFmt w:val="decimal"/>
+      <w:lvlText w:val="%6."/>
+      <w:lvlJc w:val="left"/>
+      <w:pPr>
+        <w:tabs>
+          <w:tab w:val="num" w:pos="4320"/>
+        </w:tabs>
+        <w:ind w:left="4320" w:hanging="360"/>
+      </w:pPr>
+    </w:lvl>
+    <w:lvl w:ilvl="6" w:tentative="1">
+      <w:start w:val="1"/>
+      <w:numFmt w:val="decimal"/>
+      <w:lvlText w:val="%7."/>
+      <w:lvlJc w:val="left"/>
+      <w:pPr>
+        <w:tabs>
+          <w:tab w:val="num" w:pos="5040"/>
+        </w:tabs>
+        <w:ind w:left="5040" w:hanging="360"/>
+      </w:pPr>
+    </w:lvl>
+    <w:lvl w:ilvl="7" w:tentative="1">
+      <w:start w:val="1"/>
+      <w:numFmt w:val="decimal"/>
+      <w:lvlText w:val="%8."/>
+      <w:lvlJc w:val="left"/>
+      <w:pPr>
+        <w:tabs>
+          <w:tab w:val="num" w:pos="5760"/>
+        </w:tabs>
+        <w:ind w:left="5760" w:hanging="360"/>
+      </w:pPr>
+    </w:lvl>
+    <w:lvl w:ilvl="8" w:tentative="1">
+      <w:start w:val="1"/>
+      <w:numFmt w:val="decimal"/>
+      <w:lvlText w:val="%9."/>
+      <w:lvlJc w:val="left"/>
+      <w:pPr>
+        <w:tabs>
+          <w:tab w:val="num" w:pos="6480"/>
+        </w:tabs>
+        <w:ind w:left="6480" w:hanging="360"/>
+      </w:pPr>
+    </w:lvl>
+  </w:abstractNum>
   <w:num w:numId="1" w16cid:durableId="1145196120">
-    <w:abstractNumId w:val="1"/>
+    <w:abstractNumId w:val="2"/>
   </w:num>
   <w:num w:numId="2" w16cid:durableId="897209027">
     <w:abstractNumId w:val="0"/>
   </w:num>
   <w:num w:numId="3" w16cid:durableId="87309410">
+    <w:abstractNumId w:val="4"/>
+  </w:num>
+  <w:num w:numId="4" w16cid:durableId="455832312">
     <w:abstractNumId w:val="3"/>
   </w:num>
-  <w:num w:numId="4" w16cid:durableId="455832312">
-    <w:abstractNumId w:val="2"/>
+  <w:num w:numId="5" w16cid:durableId="771172314">
+    <w:abstractNumId w:val="5"/>
+  </w:num>
+  <w:num w:numId="6" w16cid:durableId="70810860">
+    <w:abstractNumId w:val="1"/>
   </w:num>
 </w:numbering>
 </file>
